--- a/submissions/cover_letter.docx
+++ b/submissions/cover_letter.docx
@@ -109,7 +109,53 @@
         <w:spacing w:after="160"/>
       </w:pPr>
       <w:r>
-        <w:t>Wei Liu, Hui Huang, Kehai Chen, Jiaheng Liu, Yancheng He, Lvyuan Han, Wenhao Jiang, Muyun Yang, Zhaoxiang Zhang, and Tiejun Zhao</w:t>
+        <w:t xml:space="preserve">Wei Liu, </w:t>
+      </w:r>
+      <w:proofErr w:type="spellStart"/>
+      <w:r>
+        <w:t>Kehai</w:t>
+      </w:r>
+      <w:proofErr w:type="spellEnd"/>
+      <w:r>
+        <w:t xml:space="preserve"> Chen</w:t>
+      </w:r>
+      <w:r>
+        <w:t>, Hui Huang</w:t>
+      </w:r>
+      <w:r>
+        <w:t xml:space="preserve">, </w:t>
+      </w:r>
+      <w:proofErr w:type="spellStart"/>
+      <w:r>
+        <w:t>Jiaheng</w:t>
+      </w:r>
+      <w:proofErr w:type="spellEnd"/>
+      <w:r>
+        <w:t xml:space="preserve"> Liu, Yancheng He, </w:t>
+      </w:r>
+      <w:proofErr w:type="spellStart"/>
+      <w:r>
+        <w:t>Lvyuan</w:t>
+      </w:r>
+      <w:proofErr w:type="spellEnd"/>
+      <w:r>
+        <w:t xml:space="preserve"> Han, Wenhao Jiang, Muyun Yang, </w:t>
+      </w:r>
+      <w:proofErr w:type="spellStart"/>
+      <w:r>
+        <w:t>Zhaoxiang</w:t>
+      </w:r>
+      <w:proofErr w:type="spellEnd"/>
+      <w:r>
+        <w:t xml:space="preserve"> Zhang, and </w:t>
+      </w:r>
+      <w:proofErr w:type="spellStart"/>
+      <w:r>
+        <w:t>Tiejun</w:t>
+      </w:r>
+      <w:proofErr w:type="spellEnd"/>
+      <w:r>
+        <w:t xml:space="preserve"> Zhao</w:t>
       </w:r>
     </w:p>
     <w:p/>
